--- a/IGpage/Lp3Index.docx
+++ b/IGpage/Lp3Index.docx
@@ -4,31 +4,21 @@
   <w:body>
     <w:p>
       <w:pPr>
+        <w:pStyle w:val="Normal"/>
+        <w:suppressLineNumbers w:val="0"/>
+        <w:bidi w:val="0"/>
+        <w:spacing w:before="0" w:beforeAutospacing="off" w:after="160" w:afterAutospacing="off" w:line="259" w:lineRule="auto"/>
+        <w:ind w:left="0" w:right="0"/>
         <w:jc w:val="center"/>
-        <w:rPr>
-          <w:b/>
-          <w:bCs/>
+      </w:pPr>
+      <w:r>
+        <w:rPr>
+          <w:b w:val="1"/>
+          <w:bCs w:val="1"/>
           <w:sz w:val="28"/>
           <w:szCs w:val="28"/>
         </w:rPr>
-      </w:pPr>
-      <w:r>
-        <w:rPr>
-          <w:b/>
-          <w:bCs/>
-          <w:sz w:val="28"/>
-          <w:szCs w:val="28"/>
-        </w:rPr>
-        <w:t>Assignment No.</w:t>
-      </w:r>
-      <w:r>
-        <w:rPr>
-          <w:b/>
-          <w:bCs/>
-          <w:sz w:val="28"/>
-          <w:szCs w:val="28"/>
-        </w:rPr>
-        <w:t xml:space="preserve"> 1</w:t>
+        <w:t>Miniproject - Group A</w:t>
       </w:r>
     </w:p>
     <w:p/>
@@ -46,23 +36,27 @@
         <w:gridCol w:w="1804"/>
       </w:tblGrid>
       <w:tr>
-        <w:tc>
-          <w:tcPr>
-            <w:tcW w:w="1803" w:type="dxa"/>
+        <w:trPr>
+          <w:trHeight w:val="300"/>
+        </w:trPr>
+        <w:tc>
+          <w:tcPr>
+            <w:tcW w:w="1803" w:type="dxa"/>
+            <w:tcMar/>
           </w:tcPr>
           <w:p>
             <w:pPr>
               <w:spacing w:before="120"/>
               <w:jc w:val="center"/>
               <w:rPr>
-                <w:b/>
-                <w:bCs/>
+                <w:b w:val="1"/>
+                <w:bCs w:val="1"/>
               </w:rPr>
             </w:pPr>
             <w:r>
               <w:rPr>
-                <w:b/>
-                <w:bCs/>
+                <w:b w:val="1"/>
+                <w:bCs w:val="1"/>
                 <w:sz w:val="24"/>
                 <w:szCs w:val="24"/>
               </w:rPr>
@@ -73,22 +67,23 @@
         <w:tc>
           <w:tcPr>
             <w:tcW w:w="1803" w:type="dxa"/>
+            <w:tcMar/>
           </w:tcPr>
           <w:p>
             <w:pPr>
               <w:spacing w:before="120"/>
               <w:jc w:val="center"/>
               <w:rPr>
-                <w:b/>
-                <w:bCs/>
+                <w:b w:val="1"/>
+                <w:bCs w:val="1"/>
                 <w:sz w:val="24"/>
                 <w:szCs w:val="24"/>
               </w:rPr>
             </w:pPr>
             <w:r>
               <w:rPr>
-                <w:b/>
-                <w:bCs/>
+                <w:b w:val="1"/>
+                <w:bCs w:val="1"/>
                 <w:sz w:val="24"/>
                 <w:szCs w:val="24"/>
               </w:rPr>
@@ -100,31 +95,32 @@
               <w:spacing w:before="120"/>
               <w:jc w:val="center"/>
               <w:rPr>
-                <w:b/>
-                <w:bCs/>
-              </w:rPr>
-            </w:pPr>
-          </w:p>
-        </w:tc>
-        <w:tc>
-          <w:tcPr>
-            <w:tcW w:w="1803" w:type="dxa"/>
+                <w:b w:val="1"/>
+                <w:bCs w:val="1"/>
+              </w:rPr>
+            </w:pPr>
+          </w:p>
+        </w:tc>
+        <w:tc>
+          <w:tcPr>
+            <w:tcW w:w="1803" w:type="dxa"/>
+            <w:tcMar/>
           </w:tcPr>
           <w:p>
             <w:pPr>
               <w:spacing w:before="120"/>
               <w:jc w:val="center"/>
               <w:rPr>
-                <w:b/>
-                <w:bCs/>
+                <w:b w:val="1"/>
+                <w:bCs w:val="1"/>
                 <w:sz w:val="24"/>
                 <w:szCs w:val="24"/>
               </w:rPr>
             </w:pPr>
             <w:r>
               <w:rPr>
-                <w:b/>
-                <w:bCs/>
+                <w:b w:val="1"/>
+                <w:bCs w:val="1"/>
                 <w:sz w:val="24"/>
                 <w:szCs w:val="24"/>
               </w:rPr>
@@ -135,16 +131,16 @@
             <w:pPr>
               <w:jc w:val="center"/>
               <w:rPr>
-                <w:b/>
-                <w:bCs/>
+                <w:b w:val="1"/>
+                <w:bCs w:val="1"/>
                 <w:sz w:val="24"/>
                 <w:szCs w:val="24"/>
               </w:rPr>
             </w:pPr>
             <w:r>
               <w:rPr>
-                <w:b/>
-                <w:bCs/>
+                <w:b w:val="1"/>
+                <w:bCs w:val="1"/>
                 <w:sz w:val="24"/>
                 <w:szCs w:val="24"/>
               </w:rPr>
@@ -155,31 +151,32 @@
             <w:pPr>
               <w:jc w:val="center"/>
               <w:rPr>
-                <w:b/>
-                <w:bCs/>
-              </w:rPr>
-            </w:pPr>
-          </w:p>
-        </w:tc>
-        <w:tc>
-          <w:tcPr>
-            <w:tcW w:w="1803" w:type="dxa"/>
+                <w:b w:val="1"/>
+                <w:bCs w:val="1"/>
+              </w:rPr>
+            </w:pPr>
+          </w:p>
+        </w:tc>
+        <w:tc>
+          <w:tcPr>
+            <w:tcW w:w="1803" w:type="dxa"/>
+            <w:tcMar/>
           </w:tcPr>
           <w:p>
             <w:pPr>
               <w:spacing w:before="120"/>
               <w:jc w:val="center"/>
               <w:rPr>
-                <w:b/>
-                <w:bCs/>
+                <w:b w:val="1"/>
+                <w:bCs w:val="1"/>
                 <w:sz w:val="24"/>
                 <w:szCs w:val="24"/>
               </w:rPr>
             </w:pPr>
             <w:r>
               <w:rPr>
-                <w:b/>
-                <w:bCs/>
+                <w:b w:val="1"/>
+                <w:bCs w:val="1"/>
                 <w:sz w:val="24"/>
                 <w:szCs w:val="24"/>
               </w:rPr>
@@ -191,8 +188,8 @@
               <w:spacing w:before="120"/>
               <w:jc w:val="center"/>
               <w:rPr>
-                <w:b/>
-                <w:bCs/>
+                <w:b w:val="1"/>
+                <w:bCs w:val="1"/>
               </w:rPr>
             </w:pPr>
           </w:p>
@@ -200,20 +197,21 @@
         <w:tc>
           <w:tcPr>
             <w:tcW w:w="1804" w:type="dxa"/>
+            <w:tcMar/>
           </w:tcPr>
           <w:p>
             <w:pPr>
               <w:spacing w:before="120"/>
               <w:jc w:val="center"/>
               <w:rPr>
-                <w:b/>
-                <w:bCs/>
+                <w:b w:val="1"/>
+                <w:bCs w:val="1"/>
               </w:rPr>
             </w:pPr>
             <w:r>
               <w:rPr>
-                <w:b/>
-                <w:bCs/>
+                <w:b w:val="1"/>
+                <w:bCs w:val="1"/>
                 <w:sz w:val="24"/>
                 <w:szCs w:val="24"/>
               </w:rPr>
@@ -223,31 +221,35 @@
         </w:tc>
       </w:tr>
       <w:tr>
-        <w:tc>
-          <w:tcPr>
-            <w:tcW w:w="1803" w:type="dxa"/>
-          </w:tcPr>
-          <w:p>
-            <w:pPr>
-              <w:jc w:val="center"/>
-              <w:rPr>
-                <w:b/>
-                <w:bCs/>
-              </w:rPr>
-            </w:pPr>
-          </w:p>
-          <w:p>
-            <w:pPr>
-              <w:jc w:val="center"/>
-              <w:rPr>
-                <w:b/>
-                <w:bCs/>
+        <w:trPr>
+          <w:trHeight w:val="300"/>
+        </w:trPr>
+        <w:tc>
+          <w:tcPr>
+            <w:tcW w:w="1803" w:type="dxa"/>
+            <w:tcMar/>
+          </w:tcPr>
+          <w:p>
+            <w:pPr>
+              <w:jc w:val="center"/>
+              <w:rPr>
+                <w:b w:val="1"/>
+                <w:bCs w:val="1"/>
+              </w:rPr>
+            </w:pPr>
+          </w:p>
+          <w:p>
+            <w:pPr>
+              <w:jc w:val="center"/>
+              <w:rPr>
+                <w:b w:val="1"/>
+                <w:bCs w:val="1"/>
               </w:rPr>
             </w:pPr>
             <w:r>
               <w:rPr>
-                <w:b/>
-                <w:bCs/>
+                <w:b w:val="1"/>
+                <w:bCs w:val="1"/>
               </w:rPr>
               <w:t>3</w:t>
             </w:r>
@@ -256,28 +258,29 @@
         <w:tc>
           <w:tcPr>
             <w:tcW w:w="1803" w:type="dxa"/>
-          </w:tcPr>
-          <w:p>
-            <w:pPr>
-              <w:jc w:val="center"/>
-              <w:rPr>
-                <w:b/>
-                <w:bCs/>
-              </w:rPr>
-            </w:pPr>
-          </w:p>
-          <w:p>
-            <w:pPr>
-              <w:jc w:val="center"/>
-              <w:rPr>
-                <w:b/>
-                <w:bCs/>
+            <w:tcMar/>
+          </w:tcPr>
+          <w:p>
+            <w:pPr>
+              <w:jc w:val="center"/>
+              <w:rPr>
+                <w:b w:val="1"/>
+                <w:bCs w:val="1"/>
+              </w:rPr>
+            </w:pPr>
+          </w:p>
+          <w:p>
+            <w:pPr>
+              <w:jc w:val="center"/>
+              <w:rPr>
+                <w:b w:val="1"/>
+                <w:bCs w:val="1"/>
               </w:rPr>
             </w:pPr>
             <w:r>
               <w:rPr>
-                <w:b/>
-                <w:bCs/>
+                <w:b w:val="1"/>
+                <w:bCs w:val="1"/>
               </w:rPr>
               <w:t>1</w:t>
             </w:r>
@@ -286,28 +289,29 @@
         <w:tc>
           <w:tcPr>
             <w:tcW w:w="1803" w:type="dxa"/>
-          </w:tcPr>
-          <w:p>
-            <w:pPr>
-              <w:jc w:val="center"/>
-              <w:rPr>
-                <w:b/>
-                <w:bCs/>
-              </w:rPr>
-            </w:pPr>
-          </w:p>
-          <w:p>
-            <w:pPr>
-              <w:jc w:val="center"/>
-              <w:rPr>
-                <w:b/>
-                <w:bCs/>
+            <w:tcMar/>
+          </w:tcPr>
+          <w:p>
+            <w:pPr>
+              <w:jc w:val="center"/>
+              <w:rPr>
+                <w:b w:val="1"/>
+                <w:bCs w:val="1"/>
+              </w:rPr>
+            </w:pPr>
+          </w:p>
+          <w:p>
+            <w:pPr>
+              <w:jc w:val="center"/>
+              <w:rPr>
+                <w:b w:val="1"/>
+                <w:bCs w:val="1"/>
               </w:rPr>
             </w:pPr>
             <w:r>
               <w:rPr>
-                <w:b/>
-                <w:bCs/>
+                <w:b w:val="1"/>
+                <w:bCs w:val="1"/>
               </w:rPr>
               <w:t>1</w:t>
             </w:r>
@@ -316,28 +320,29 @@
         <w:tc>
           <w:tcPr>
             <w:tcW w:w="1803" w:type="dxa"/>
-          </w:tcPr>
-          <w:p>
-            <w:pPr>
-              <w:jc w:val="center"/>
-              <w:rPr>
-                <w:b/>
-                <w:bCs/>
-              </w:rPr>
-            </w:pPr>
-          </w:p>
-          <w:p>
-            <w:pPr>
-              <w:jc w:val="center"/>
-              <w:rPr>
-                <w:b/>
-                <w:bCs/>
+            <w:tcMar/>
+          </w:tcPr>
+          <w:p>
+            <w:pPr>
+              <w:jc w:val="center"/>
+              <w:rPr>
+                <w:b w:val="1"/>
+                <w:bCs w:val="1"/>
+              </w:rPr>
+            </w:pPr>
+          </w:p>
+          <w:p>
+            <w:pPr>
+              <w:jc w:val="center"/>
+              <w:rPr>
+                <w:b w:val="1"/>
+                <w:bCs w:val="1"/>
               </w:rPr>
             </w:pPr>
             <w:r>
               <w:rPr>
-                <w:b/>
-                <w:bCs/>
+                <w:b w:val="1"/>
+                <w:bCs w:val="1"/>
               </w:rPr>
               <w:t>5</w:t>
             </w:r>
@@ -347,22 +352,27 @@
           <w:tcPr>
             <w:tcW w:w="1804" w:type="dxa"/>
             <w:vMerge w:val="restart"/>
-          </w:tcPr>
-          <w:p>
-            <w:pPr>
-              <w:jc w:val="center"/>
-              <w:rPr>
-                <w:b/>
-                <w:bCs/>
+            <w:tcMar/>
+          </w:tcPr>
+          <w:p>
+            <w:pPr>
+              <w:jc w:val="center"/>
+              <w:rPr>
+                <w:b w:val="1"/>
+                <w:bCs w:val="1"/>
               </w:rPr>
             </w:pPr>
           </w:p>
         </w:tc>
       </w:tr>
       <w:tr>
-        <w:tc>
-          <w:tcPr>
-            <w:tcW w:w="1803" w:type="dxa"/>
+        <w:trPr>
+          <w:trHeight w:val="300"/>
+        </w:trPr>
+        <w:tc>
+          <w:tcPr>
+            <w:tcW w:w="1803" w:type="dxa"/>
+            <w:tcMar/>
           </w:tcPr>
           <w:p/>
           <w:p/>
@@ -371,18 +381,21 @@
         <w:tc>
           <w:tcPr>
             <w:tcW w:w="1803" w:type="dxa"/>
+            <w:tcMar/>
           </w:tcPr>
           <w:p/>
         </w:tc>
         <w:tc>
           <w:tcPr>
             <w:tcW w:w="1803" w:type="dxa"/>
+            <w:tcMar/>
           </w:tcPr>
           <w:p/>
         </w:tc>
         <w:tc>
           <w:tcPr>
             <w:tcW w:w="1803" w:type="dxa"/>
+            <w:tcMar/>
           </w:tcPr>
           <w:p/>
         </w:tc>
@@ -390,6 +403,7 @@
           <w:tcPr>
             <w:tcW w:w="1804" w:type="dxa"/>
             <w:vMerge/>
+            <w:tcMar/>
           </w:tcPr>
           <w:p/>
         </w:tc>
@@ -397,94 +411,396 @@
     </w:tbl>
     <w:p/>
     <w:p>
-      <w:pPr/>
+      <w:pPr>
+        <w:pStyle w:val="Normal"/>
+        <w:suppressLineNumbers w:val="0"/>
+        <w:bidi w:val="0"/>
+        <w:spacing w:before="0" w:beforeAutospacing="off" w:after="160" w:afterAutospacing="off" w:line="259" w:lineRule="auto"/>
+        <w:ind w:left="0" w:right="0"/>
+        <w:jc w:val="left"/>
+      </w:pPr>
       <w:r>
         <w:rPr>
           <w:b w:val="1"/>
           <w:bCs w:val="1"/>
         </w:rPr>
-        <w:t>Title of the Assignment:</w:t>
+        <w:t>Title :</w:t>
       </w:r>
       <w:r>
-        <w:rPr/>
-        <w:t xml:space="preserve"> Write a program on-recursive and recursive program to calculate</w:t>
-      </w:r>
-      <w:r>
-        <w:rPr/>
+        <w:rPr>
+          <w:b w:val="1"/>
+          <w:bCs w:val="1"/>
+        </w:rPr>
         <w:t xml:space="preserve"> </w:t>
       </w:r>
       <w:r>
-        <w:rPr/>
-        <w:t xml:space="preserve">Fibonacci numbers and </w:t>
+        <w:rPr>
+          <w:b w:val="0"/>
+          <w:bCs w:val="0"/>
+        </w:rPr>
+        <w:t>StringLab</w:t>
       </w:r>
       <w:r>
-        <w:rPr/>
-        <w:t>analyze</w:t>
+        <w:rPr>
+          <w:b w:val="0"/>
+          <w:bCs w:val="0"/>
+        </w:rPr>
+        <w:t xml:space="preserve"> </w:t>
       </w:r>
       <w:r>
-        <w:rPr/>
-        <w:t xml:space="preserve"> their time and space complexity.</w:t>
+        <w:rPr>
+          <w:b w:val="0"/>
+          <w:bCs w:val="0"/>
+        </w:rPr>
+        <w:t>-</w:t>
       </w:r>
-    </w:p>
-    <w:p/>
-    <w:p/>
-    <w:p/>
-    <w:p/>
-    <w:p/>
-    <w:p/>
-    <w:p/>
-    <w:p/>
-    <w:p/>
-    <w:p/>
-    <w:p/>
-    <w:p/>
-    <w:p/>
-    <w:p/>
-    <w:p/>
-    <w:p/>
-    <w:p/>
-    <w:p/>
-    <w:p/>
-    <w:p/>
-    <w:p>
-      <w:pPr>
-        <w:jc w:val="center"/>
-        <w:rPr>
-          <w:b/>
-          <w:bCs/>
+      <w:r>
+        <w:rPr>
+          <w:b w:val="1"/>
+          <w:bCs w:val="1"/>
+        </w:rPr>
+        <w:t xml:space="preserve"> </w:t>
+      </w:r>
+      <w:r>
+        <w:rPr>
+          <w:b w:val="0"/>
+          <w:bCs w:val="0"/>
+        </w:rPr>
+        <w:t>String Matching Algorithm Visualizer</w:t>
+      </w:r>
+      <w:r>
+        <w:rPr>
+          <w:b w:val="0"/>
+          <w:bCs w:val="0"/>
           <w:sz w:val="28"/>
           <w:szCs w:val="28"/>
         </w:rPr>
-      </w:pPr>
-    </w:p>
-    <w:p>
-      <w:pPr>
+        <w:t xml:space="preserve"> </w:t>
+      </w:r>
+    </w:p>
+    <w:p>
+      <w:pPr>
+        <w:pStyle w:val="Normal"/>
+        <w:suppressLineNumbers w:val="0"/>
+        <w:bidi w:val="0"/>
+        <w:spacing w:before="0" w:beforeAutospacing="off" w:after="160" w:afterAutospacing="off" w:line="259" w:lineRule="auto"/>
+        <w:ind w:left="0" w:right="0"/>
         <w:jc w:val="center"/>
         <w:rPr>
-          <w:b/>
-          <w:bCs/>
+          <w:b w:val="0"/>
+          <w:bCs w:val="0"/>
           <w:sz w:val="28"/>
           <w:szCs w:val="28"/>
         </w:rPr>
       </w:pPr>
-      <w:r>
-        <w:rPr>
-          <w:b/>
-          <w:bCs/>
+    </w:p>
+    <w:p>
+      <w:pPr>
+        <w:pStyle w:val="Normal"/>
+        <w:suppressLineNumbers w:val="0"/>
+        <w:bidi w:val="0"/>
+        <w:spacing w:before="0" w:beforeAutospacing="off" w:after="160" w:afterAutospacing="off" w:line="259" w:lineRule="auto"/>
+        <w:ind w:left="0" w:right="0"/>
+        <w:jc w:val="center"/>
+        <w:rPr>
+          <w:b w:val="0"/>
+          <w:bCs w:val="0"/>
           <w:sz w:val="28"/>
           <w:szCs w:val="28"/>
         </w:rPr>
-        <w:lastRenderedPageBreak/>
-        <w:t>Assignment No.</w:t>
+      </w:pPr>
+    </w:p>
+    <w:p>
+      <w:pPr>
+        <w:pStyle w:val="Normal"/>
+        <w:suppressLineNumbers w:val="0"/>
+        <w:bidi w:val="0"/>
+        <w:spacing w:before="0" w:beforeAutospacing="off" w:after="160" w:afterAutospacing="off" w:line="259" w:lineRule="auto"/>
+        <w:ind w:left="0" w:right="0"/>
+        <w:jc w:val="center"/>
+        <w:rPr>
+          <w:b w:val="0"/>
+          <w:bCs w:val="0"/>
+          <w:sz w:val="28"/>
+          <w:szCs w:val="28"/>
+        </w:rPr>
+      </w:pPr>
+    </w:p>
+    <w:p>
+      <w:pPr>
+        <w:pStyle w:val="Normal"/>
+        <w:suppressLineNumbers w:val="0"/>
+        <w:bidi w:val="0"/>
+        <w:spacing w:before="0" w:beforeAutospacing="off" w:after="160" w:afterAutospacing="off" w:line="259" w:lineRule="auto"/>
+        <w:ind w:left="0" w:right="0"/>
+        <w:jc w:val="center"/>
+        <w:rPr>
+          <w:b w:val="0"/>
+          <w:bCs w:val="0"/>
+          <w:sz w:val="28"/>
+          <w:szCs w:val="28"/>
+        </w:rPr>
+      </w:pPr>
+    </w:p>
+    <w:p>
+      <w:pPr>
+        <w:pStyle w:val="Normal"/>
+        <w:suppressLineNumbers w:val="0"/>
+        <w:bidi w:val="0"/>
+        <w:spacing w:before="0" w:beforeAutospacing="off" w:after="160" w:afterAutospacing="off" w:line="259" w:lineRule="auto"/>
+        <w:ind w:left="0" w:right="0"/>
+        <w:jc w:val="center"/>
+        <w:rPr>
+          <w:b w:val="0"/>
+          <w:bCs w:val="0"/>
+          <w:sz w:val="28"/>
+          <w:szCs w:val="28"/>
+        </w:rPr>
+      </w:pPr>
+    </w:p>
+    <w:p>
+      <w:pPr>
+        <w:pStyle w:val="Normal"/>
+        <w:suppressLineNumbers w:val="0"/>
+        <w:bidi w:val="0"/>
+        <w:spacing w:before="0" w:beforeAutospacing="off" w:after="160" w:afterAutospacing="off" w:line="259" w:lineRule="auto"/>
+        <w:ind w:left="0" w:right="0"/>
+        <w:jc w:val="center"/>
+        <w:rPr>
+          <w:b w:val="0"/>
+          <w:bCs w:val="0"/>
+          <w:sz w:val="28"/>
+          <w:szCs w:val="28"/>
+        </w:rPr>
+      </w:pPr>
+    </w:p>
+    <w:p>
+      <w:pPr>
+        <w:pStyle w:val="Normal"/>
+        <w:suppressLineNumbers w:val="0"/>
+        <w:bidi w:val="0"/>
+        <w:spacing w:before="0" w:beforeAutospacing="off" w:after="160" w:afterAutospacing="off" w:line="259" w:lineRule="auto"/>
+        <w:ind w:left="0" w:right="0"/>
+        <w:jc w:val="center"/>
+        <w:rPr>
+          <w:b w:val="0"/>
+          <w:bCs w:val="0"/>
+          <w:sz w:val="28"/>
+          <w:szCs w:val="28"/>
+        </w:rPr>
+      </w:pPr>
+    </w:p>
+    <w:p>
+      <w:pPr>
+        <w:pStyle w:val="Normal"/>
+        <w:suppressLineNumbers w:val="0"/>
+        <w:bidi w:val="0"/>
+        <w:spacing w:before="0" w:beforeAutospacing="off" w:after="160" w:afterAutospacing="off" w:line="259" w:lineRule="auto"/>
+        <w:ind w:left="0" w:right="0"/>
+        <w:jc w:val="center"/>
+        <w:rPr>
+          <w:b w:val="0"/>
+          <w:bCs w:val="0"/>
+          <w:sz w:val="28"/>
+          <w:szCs w:val="28"/>
+        </w:rPr>
+      </w:pPr>
+    </w:p>
+    <w:p>
+      <w:pPr>
+        <w:pStyle w:val="Normal"/>
+        <w:suppressLineNumbers w:val="0"/>
+        <w:bidi w:val="0"/>
+        <w:spacing w:before="0" w:beforeAutospacing="off" w:after="160" w:afterAutospacing="off" w:line="259" w:lineRule="auto"/>
+        <w:ind w:left="0" w:right="0"/>
+        <w:jc w:val="center"/>
+        <w:rPr>
+          <w:b w:val="0"/>
+          <w:bCs w:val="0"/>
+          <w:sz w:val="28"/>
+          <w:szCs w:val="28"/>
+        </w:rPr>
+      </w:pPr>
+    </w:p>
+    <w:p>
+      <w:pPr>
+        <w:pStyle w:val="Normal"/>
+        <w:suppressLineNumbers w:val="0"/>
+        <w:bidi w:val="0"/>
+        <w:spacing w:before="0" w:beforeAutospacing="off" w:after="160" w:afterAutospacing="off" w:line="259" w:lineRule="auto"/>
+        <w:ind w:left="0" w:right="0"/>
+        <w:jc w:val="center"/>
+        <w:rPr>
+          <w:b w:val="0"/>
+          <w:bCs w:val="0"/>
+          <w:sz w:val="28"/>
+          <w:szCs w:val="28"/>
+        </w:rPr>
+      </w:pPr>
+    </w:p>
+    <w:p>
+      <w:pPr>
+        <w:pStyle w:val="Normal"/>
+        <w:suppressLineNumbers w:val="0"/>
+        <w:bidi w:val="0"/>
+        <w:spacing w:before="0" w:beforeAutospacing="off" w:after="160" w:afterAutospacing="off" w:line="259" w:lineRule="auto"/>
+        <w:ind w:left="0" w:right="0"/>
+        <w:jc w:val="center"/>
+        <w:rPr>
+          <w:b w:val="0"/>
+          <w:bCs w:val="0"/>
+          <w:sz w:val="28"/>
+          <w:szCs w:val="28"/>
+        </w:rPr>
+      </w:pPr>
+    </w:p>
+    <w:p>
+      <w:pPr>
+        <w:pStyle w:val="Normal"/>
+        <w:suppressLineNumbers w:val="0"/>
+        <w:bidi w:val="0"/>
+        <w:spacing w:before="0" w:beforeAutospacing="off" w:after="160" w:afterAutospacing="off" w:line="259" w:lineRule="auto"/>
+        <w:ind w:left="0" w:right="0"/>
+        <w:jc w:val="center"/>
+        <w:rPr>
+          <w:b w:val="0"/>
+          <w:bCs w:val="0"/>
+          <w:sz w:val="28"/>
+          <w:szCs w:val="28"/>
+        </w:rPr>
+      </w:pPr>
+    </w:p>
+    <w:p>
+      <w:pPr>
+        <w:pStyle w:val="Normal"/>
+        <w:suppressLineNumbers w:val="0"/>
+        <w:bidi w:val="0"/>
+        <w:spacing w:before="0" w:beforeAutospacing="off" w:after="160" w:afterAutospacing="off" w:line="259" w:lineRule="auto"/>
+        <w:ind w:left="0" w:right="0"/>
+        <w:jc w:val="center"/>
+        <w:rPr>
+          <w:b w:val="0"/>
+          <w:bCs w:val="0"/>
+          <w:sz w:val="28"/>
+          <w:szCs w:val="28"/>
+        </w:rPr>
+      </w:pPr>
+    </w:p>
+    <w:p>
+      <w:pPr>
+        <w:pStyle w:val="Normal"/>
+        <w:suppressLineNumbers w:val="0"/>
+        <w:bidi w:val="0"/>
+        <w:spacing w:before="0" w:beforeAutospacing="off" w:after="160" w:afterAutospacing="off" w:line="259" w:lineRule="auto"/>
+        <w:ind w:left="0" w:right="0"/>
+        <w:jc w:val="center"/>
+        <w:rPr>
+          <w:b w:val="0"/>
+          <w:bCs w:val="0"/>
+          <w:sz w:val="28"/>
+          <w:szCs w:val="28"/>
+        </w:rPr>
+      </w:pPr>
+    </w:p>
+    <w:p>
+      <w:pPr>
+        <w:pStyle w:val="Normal"/>
+        <w:suppressLineNumbers w:val="0"/>
+        <w:bidi w:val="0"/>
+        <w:spacing w:before="0" w:beforeAutospacing="off" w:after="160" w:afterAutospacing="off" w:line="259" w:lineRule="auto"/>
+        <w:ind w:left="0" w:right="0"/>
+        <w:jc w:val="center"/>
+        <w:rPr>
+          <w:b w:val="0"/>
+          <w:bCs w:val="0"/>
+          <w:sz w:val="28"/>
+          <w:szCs w:val="28"/>
+        </w:rPr>
+      </w:pPr>
+    </w:p>
+    <w:p>
+      <w:pPr>
+        <w:pStyle w:val="Normal"/>
+        <w:suppressLineNumbers w:val="0"/>
+        <w:bidi w:val="0"/>
+        <w:spacing w:before="0" w:beforeAutospacing="off" w:after="160" w:afterAutospacing="off" w:line="259" w:lineRule="auto"/>
+        <w:ind w:left="0" w:right="0"/>
+        <w:jc w:val="center"/>
+        <w:rPr>
+          <w:b w:val="0"/>
+          <w:bCs w:val="0"/>
+          <w:sz w:val="28"/>
+          <w:szCs w:val="28"/>
+        </w:rPr>
+      </w:pPr>
+    </w:p>
+    <w:p>
+      <w:pPr>
+        <w:pStyle w:val="Normal"/>
+        <w:suppressLineNumbers w:val="0"/>
+        <w:bidi w:val="0"/>
+        <w:spacing w:before="0" w:beforeAutospacing="off" w:after="160" w:afterAutospacing="off" w:line="259" w:lineRule="auto"/>
+        <w:ind w:left="0" w:right="0"/>
+        <w:jc w:val="center"/>
+        <w:rPr>
+          <w:b w:val="0"/>
+          <w:bCs w:val="0"/>
+          <w:sz w:val="28"/>
+          <w:szCs w:val="28"/>
+        </w:rPr>
+      </w:pPr>
+    </w:p>
+    <w:p>
+      <w:pPr>
+        <w:pStyle w:val="Normal"/>
+        <w:suppressLineNumbers w:val="0"/>
+        <w:bidi w:val="0"/>
+        <w:spacing w:before="0" w:beforeAutospacing="off" w:after="160" w:afterAutospacing="off" w:line="259" w:lineRule="auto"/>
+        <w:ind w:left="0" w:right="0"/>
+        <w:jc w:val="center"/>
+        <w:rPr>
+          <w:b w:val="0"/>
+          <w:bCs w:val="0"/>
+          <w:sz w:val="28"/>
+          <w:szCs w:val="28"/>
+        </w:rPr>
+      </w:pPr>
+    </w:p>
+    <w:p>
+      <w:pPr>
+        <w:pStyle w:val="Normal"/>
+        <w:suppressLineNumbers w:val="0"/>
+        <w:bidi w:val="0"/>
+        <w:spacing w:before="0" w:beforeAutospacing="off" w:after="160" w:afterAutospacing="off" w:line="259" w:lineRule="auto"/>
+        <w:ind w:left="0" w:right="0"/>
+        <w:jc w:val="center"/>
+      </w:pPr>
+      <w:r>
+        <w:rPr>
+          <w:b w:val="1"/>
+          <w:bCs w:val="1"/>
+          <w:sz w:val="28"/>
+          <w:szCs w:val="28"/>
+        </w:rPr>
+        <w:t>Miniproject</w:t>
       </w:r>
       <w:r>
         <w:rPr>
-          <w:b/>
-          <w:bCs/>
+          <w:b w:val="1"/>
+          <w:bCs w:val="1"/>
           <w:sz w:val="28"/>
           <w:szCs w:val="28"/>
         </w:rPr>
-        <w:t xml:space="preserve"> 2</w:t>
+        <w:t xml:space="preserve"> </w:t>
+      </w:r>
+      <w:r>
+        <w:rPr>
+          <w:b w:val="1"/>
+          <w:bCs w:val="1"/>
+          <w:sz w:val="28"/>
+          <w:szCs w:val="28"/>
+        </w:rPr>
+        <w:t>– Group B</w:t>
       </w:r>
     </w:p>
     <w:p/>
@@ -853,67 +1169,103 @@
     </w:tbl>
     <w:p/>
     <w:p>
+      <w:pPr>
+        <w:rPr>
+          <w:b w:val="0"/>
+          <w:bCs w:val="0"/>
+        </w:rPr>
+      </w:pPr>
       <w:r>
         <w:rPr>
           <w:b w:val="1"/>
           <w:bCs w:val="1"/>
         </w:rPr>
-        <w:t>Title of the Assignment:</w:t>
+        <w:t xml:space="preserve">Title </w:t>
       </w:r>
       <w:r>
-        <w:rPr/>
-        <w:t xml:space="preserve"> Write a program to implement Huffman Encoding using a greedy strategy.</w:t>
+        <w:rPr>
+          <w:b w:val="1"/>
+          <w:bCs w:val="1"/>
+        </w:rPr>
+        <w:t>:</w:t>
       </w:r>
-    </w:p>
-    <w:p/>
-    <w:p/>
-    <w:p/>
-    <w:p/>
-    <w:p/>
-    <w:p/>
-    <w:p/>
-    <w:p/>
-    <w:p/>
-    <w:p/>
-    <w:p/>
-    <w:p/>
-    <w:p/>
-    <w:p/>
-    <w:p/>
-    <w:p/>
-    <w:p/>
-    <w:p/>
-    <w:p/>
-    <w:p/>
-    <w:p/>
-    <w:p>
-      <w:pPr>
+      <w:r>
+        <w:rPr>
+          <w:b w:val="1"/>
+          <w:bCs w:val="1"/>
+        </w:rPr>
+        <w:t xml:space="preserve"> </w:t>
+      </w:r>
+      <w:r>
+        <w:rPr>
+          <w:b w:val="0"/>
+          <w:bCs w:val="0"/>
+        </w:rPr>
+        <w:t xml:space="preserve">Build a machine learning model that predicts the type of people who survived the Titanic </w:t>
+      </w:r>
+    </w:p>
+    <w:p>
+      <w:pPr>
+        <w:pStyle w:val="Normal"/>
+        <w:rPr>
+          <w:b w:val="0"/>
+          <w:bCs w:val="0"/>
+        </w:rPr>
+      </w:pPr>
+      <w:r>
+        <w:rPr>
+          <w:b w:val="0"/>
+          <w:bCs w:val="0"/>
+        </w:rPr>
+        <w:t>shipwreck using passenger data</w:t>
+      </w:r>
+    </w:p>
+    <w:p>
+      <w:pPr>
+        <w:pStyle w:val="Normal"/>
+      </w:pPr>
+    </w:p>
+    <w:p/>
+    <w:p/>
+    <w:p/>
+    <w:p/>
+    <w:p/>
+    <w:p/>
+    <w:p/>
+    <w:p/>
+    <w:p/>
+    <w:p/>
+    <w:p/>
+    <w:p/>
+    <w:p/>
+    <w:p/>
+    <w:p/>
+    <w:p/>
+    <w:p/>
+    <w:p/>
+    <w:p/>
+    <w:p>
+      <w:pPr>
+        <w:pStyle w:val="Normal"/>
+      </w:pPr>
+    </w:p>
+    <w:p>
+      <w:pPr>
+        <w:pStyle w:val="Normal"/>
+        <w:suppressLineNumbers w:val="0"/>
+        <w:bidi w:val="0"/>
+        <w:spacing w:before="0" w:beforeAutospacing="off" w:after="160" w:afterAutospacing="off" w:line="259" w:lineRule="auto"/>
+        <w:ind w:left="0" w:right="0"/>
         <w:jc w:val="center"/>
-        <w:rPr>
-          <w:b/>
-          <w:bCs/>
+      </w:pPr>
+      <w:r>
+        <w:rPr>
+          <w:b w:val="1"/>
+          <w:bCs w:val="1"/>
           <w:sz w:val="28"/>
           <w:szCs w:val="28"/>
         </w:rPr>
-      </w:pPr>
-      <w:r>
-        <w:rPr>
-          <w:b/>
-          <w:bCs/>
-          <w:sz w:val="28"/>
-          <w:szCs w:val="28"/>
-        </w:rPr>
-        <w:lastRenderedPageBreak/>
-        <w:t>Assignment No.</w:t>
-      </w:r>
-      <w:r>
-        <w:rPr>
-          <w:b/>
-          <w:bCs/>
-          <w:sz w:val="28"/>
-          <w:szCs w:val="28"/>
-        </w:rPr>
-        <w:t xml:space="preserve"> 3</w:t>
+        <w:t>Miniproject – Group C</w:t>
       </w:r>
     </w:p>
     <w:p/>
@@ -1282,17 +1634,12 @@
     </w:tbl>
     <w:p/>
     <w:p>
-      <w:pPr/>
       <w:r>
         <w:rPr>
           <w:b w:val="1"/>
           <w:bCs w:val="1"/>
         </w:rPr>
-        <w:t>Title of the Assignment:</w:t>
-      </w:r>
-      <w:r>
-        <w:rPr/>
-        <w:t xml:space="preserve"> Write a program to solve a fractional Knapsack problem using a greedy</w:t>
+        <w:t>Title:</w:t>
       </w:r>
       <w:r>
         <w:rPr/>
@@ -1300,1473 +1647,211 @@
       </w:r>
       <w:r>
         <w:rPr/>
-        <w:t>method.</w:t>
+        <w:t>Blockchain Based Charity Donation System</w:t>
       </w:r>
     </w:p>
-    <w:p/>
-    <w:p/>
-    <w:p/>
-    <w:p/>
-    <w:p/>
-    <w:p/>
-    <w:p/>
-    <w:p/>
-    <w:p/>
-    <w:p/>
-    <w:p/>
-    <w:p/>
-    <w:p/>
-    <w:p/>
-    <w:p/>
-    <w:p/>
-    <w:p/>
-    <w:p/>
-    <w:p/>
-    <w:p/>
+    <w:p>
+      <w:pPr>
+        <w:pStyle w:val="Normal"/>
+      </w:pPr>
+    </w:p>
+    <w:p/>
+    <w:p/>
+    <w:p/>
+    <w:p/>
+    <w:p/>
+    <w:p/>
+    <w:p/>
+    <w:p/>
+    <w:p/>
+    <w:p/>
+    <w:p/>
+    <w:p/>
+    <w:p/>
+    <w:p/>
+    <w:p/>
+    <w:p/>
+    <w:p>
+      <w:pPr>
+        <w:pStyle w:val="Normal"/>
+      </w:pPr>
+    </w:p>
     <w:p/>
     <w:p>
       <w:pPr>
         <w:jc w:val="center"/>
         <w:rPr>
-          <w:b/>
-          <w:bCs/>
+          <w:b w:val="1"/>
+          <w:bCs w:val="1"/>
           <w:sz w:val="28"/>
           <w:szCs w:val="28"/>
         </w:rPr>
       </w:pPr>
-      <w:r>
-        <w:rPr>
-          <w:b/>
-          <w:bCs/>
+    </w:p>
+    <w:p>
+      <w:pPr/>
+    </w:p>
+    <w:p/>
+    <w:p/>
+    <w:p/>
+    <w:p/>
+    <w:p/>
+    <w:p/>
+    <w:p/>
+    <w:p/>
+    <w:p/>
+    <w:p/>
+    <w:p/>
+    <w:p/>
+    <w:p/>
+    <w:p/>
+    <w:p/>
+    <w:p/>
+    <w:p/>
+    <w:p>
+      <w:pPr>
+        <w:pStyle w:val="Normal"/>
+      </w:pPr>
+    </w:p>
+    <w:p>
+      <w:pPr>
+        <w:pStyle w:val="Normal"/>
+      </w:pPr>
+    </w:p>
+    <w:p>
+      <w:pPr>
+        <w:pStyle w:val="Normal"/>
+      </w:pPr>
+    </w:p>
+    <w:p/>
+    <w:p/>
+    <w:p/>
+    <w:p/>
+    <w:p/>
+    <w:p/>
+    <w:p/>
+    <w:p/>
+    <w:p/>
+    <w:p/>
+    <w:p/>
+    <w:p/>
+    <w:p/>
+    <w:p/>
+    <w:p/>
+    <w:p>
+      <w:pPr>
+        <w:pStyle w:val="Normal"/>
+      </w:pPr>
+    </w:p>
+    <w:p>
+      <w:pPr>
+        <w:jc w:val="center"/>
+        <w:rPr>
+          <w:b w:val="1"/>
+          <w:bCs w:val="1"/>
           <w:sz w:val="28"/>
           <w:szCs w:val="28"/>
         </w:rPr>
-        <w:lastRenderedPageBreak/>
-        <w:t>Assignment No.</w:t>
-      </w:r>
-      <w:r>
-        <w:rPr>
-          <w:b/>
-          <w:bCs/>
+      </w:pPr>
+    </w:p>
+    <w:p>
+      <w:pPr>
+        <w:jc w:val="center"/>
+        <w:rPr>
+          <w:b w:val="1"/>
+          <w:bCs w:val="1"/>
           <w:sz w:val="28"/>
           <w:szCs w:val="28"/>
         </w:rPr>
-        <w:t xml:space="preserve"> 4</w:t>
-      </w:r>
-    </w:p>
-    <w:p/>
-    <w:tbl>
-      <w:tblPr>
-        <w:tblStyle w:val="TableGrid"/>
-        <w:tblW w:w="0" w:type="auto"/>
-        <w:tblLook w:val="04A0" w:firstRow="1" w:lastRow="0" w:firstColumn="1" w:lastColumn="0" w:noHBand="0" w:noVBand="1"/>
-      </w:tblPr>
-      <w:tblGrid>
-        <w:gridCol w:w="1803"/>
-        <w:gridCol w:w="1803"/>
-        <w:gridCol w:w="1803"/>
-        <w:gridCol w:w="1803"/>
-        <w:gridCol w:w="1804"/>
-      </w:tblGrid>
-      <w:tr>
-        <w:tc>
-          <w:tcPr>
-            <w:tcW w:w="1803" w:type="dxa"/>
-          </w:tcPr>
-          <w:p>
-            <w:pPr>
-              <w:spacing w:before="120"/>
-              <w:jc w:val="center"/>
-              <w:rPr>
-                <w:b/>
-                <w:bCs/>
-              </w:rPr>
-            </w:pPr>
-            <w:r>
-              <w:rPr>
-                <w:b/>
-                <w:bCs/>
-                <w:sz w:val="24"/>
-                <w:szCs w:val="24"/>
-              </w:rPr>
-              <w:t>Performance</w:t>
-            </w:r>
-          </w:p>
-        </w:tc>
-        <w:tc>
-          <w:tcPr>
-            <w:tcW w:w="1803" w:type="dxa"/>
-          </w:tcPr>
-          <w:p>
-            <w:pPr>
-              <w:spacing w:before="120"/>
-              <w:jc w:val="center"/>
-              <w:rPr>
-                <w:b/>
-                <w:bCs/>
-                <w:sz w:val="24"/>
-                <w:szCs w:val="24"/>
-              </w:rPr>
-            </w:pPr>
-            <w:r>
-              <w:rPr>
-                <w:b/>
-                <w:bCs/>
-                <w:sz w:val="24"/>
-                <w:szCs w:val="24"/>
-              </w:rPr>
-              <w:t>Innovation</w:t>
-            </w:r>
-          </w:p>
-          <w:p>
-            <w:pPr>
-              <w:spacing w:before="120"/>
-              <w:jc w:val="center"/>
-              <w:rPr>
-                <w:b/>
-                <w:bCs/>
-              </w:rPr>
-            </w:pPr>
-          </w:p>
-        </w:tc>
-        <w:tc>
-          <w:tcPr>
-            <w:tcW w:w="1803" w:type="dxa"/>
-          </w:tcPr>
-          <w:p>
-            <w:pPr>
-              <w:spacing w:before="120"/>
-              <w:jc w:val="center"/>
-              <w:rPr>
-                <w:b/>
-                <w:bCs/>
-                <w:sz w:val="24"/>
-                <w:szCs w:val="24"/>
-              </w:rPr>
-            </w:pPr>
-            <w:r>
-              <w:rPr>
-                <w:b/>
-                <w:bCs/>
-                <w:sz w:val="24"/>
-                <w:szCs w:val="24"/>
-              </w:rPr>
-              <w:t>Timely</w:t>
-            </w:r>
-          </w:p>
-          <w:p>
-            <w:pPr>
-              <w:jc w:val="center"/>
-              <w:rPr>
-                <w:b/>
-                <w:bCs/>
-                <w:sz w:val="24"/>
-                <w:szCs w:val="24"/>
-              </w:rPr>
-            </w:pPr>
-            <w:r>
-              <w:rPr>
-                <w:b/>
-                <w:bCs/>
-                <w:sz w:val="24"/>
-                <w:szCs w:val="24"/>
-              </w:rPr>
-              <w:t>Completion</w:t>
-            </w:r>
-          </w:p>
-          <w:p>
-            <w:pPr>
-              <w:jc w:val="center"/>
-              <w:rPr>
-                <w:b/>
-                <w:bCs/>
-              </w:rPr>
-            </w:pPr>
-          </w:p>
-        </w:tc>
-        <w:tc>
-          <w:tcPr>
-            <w:tcW w:w="1803" w:type="dxa"/>
-          </w:tcPr>
-          <w:p>
-            <w:pPr>
-              <w:spacing w:before="120"/>
-              <w:jc w:val="center"/>
-              <w:rPr>
-                <w:b/>
-                <w:bCs/>
-                <w:sz w:val="24"/>
-                <w:szCs w:val="24"/>
-              </w:rPr>
-            </w:pPr>
-            <w:r>
-              <w:rPr>
-                <w:b/>
-                <w:bCs/>
-                <w:sz w:val="24"/>
-                <w:szCs w:val="24"/>
-              </w:rPr>
-              <w:t>Total</w:t>
-            </w:r>
-          </w:p>
-          <w:p>
-            <w:pPr>
-              <w:spacing w:before="120"/>
-              <w:jc w:val="center"/>
-              <w:rPr>
-                <w:b/>
-                <w:bCs/>
-              </w:rPr>
-            </w:pPr>
-          </w:p>
-        </w:tc>
-        <w:tc>
-          <w:tcPr>
-            <w:tcW w:w="1804" w:type="dxa"/>
-          </w:tcPr>
-          <w:p>
-            <w:pPr>
-              <w:spacing w:before="120"/>
-              <w:jc w:val="center"/>
-              <w:rPr>
-                <w:b/>
-                <w:bCs/>
-              </w:rPr>
-            </w:pPr>
-            <w:r>
-              <w:rPr>
-                <w:b/>
-                <w:bCs/>
-                <w:sz w:val="24"/>
-                <w:szCs w:val="24"/>
-              </w:rPr>
-              <w:t>Sign</w:t>
-            </w:r>
-          </w:p>
-        </w:tc>
-      </w:tr>
-      <w:tr>
-        <w:tc>
-          <w:tcPr>
-            <w:tcW w:w="1803" w:type="dxa"/>
-          </w:tcPr>
-          <w:p>
-            <w:pPr>
-              <w:jc w:val="center"/>
-              <w:rPr>
-                <w:b/>
-                <w:bCs/>
-              </w:rPr>
-            </w:pPr>
-          </w:p>
-          <w:p>
-            <w:pPr>
-              <w:jc w:val="center"/>
-              <w:rPr>
-                <w:b/>
-                <w:bCs/>
-              </w:rPr>
-            </w:pPr>
-            <w:r>
-              <w:rPr>
-                <w:b/>
-                <w:bCs/>
-              </w:rPr>
-              <w:t>3</w:t>
-            </w:r>
-          </w:p>
-        </w:tc>
-        <w:tc>
-          <w:tcPr>
-            <w:tcW w:w="1803" w:type="dxa"/>
-          </w:tcPr>
-          <w:p>
-            <w:pPr>
-              <w:jc w:val="center"/>
-              <w:rPr>
-                <w:b/>
-                <w:bCs/>
-              </w:rPr>
-            </w:pPr>
-          </w:p>
-          <w:p>
-            <w:pPr>
-              <w:jc w:val="center"/>
-              <w:rPr>
-                <w:b/>
-                <w:bCs/>
-              </w:rPr>
-            </w:pPr>
-            <w:r>
-              <w:rPr>
-                <w:b/>
-                <w:bCs/>
-              </w:rPr>
-              <w:t>1</w:t>
-            </w:r>
-          </w:p>
-        </w:tc>
-        <w:tc>
-          <w:tcPr>
-            <w:tcW w:w="1803" w:type="dxa"/>
-          </w:tcPr>
-          <w:p>
-            <w:pPr>
-              <w:jc w:val="center"/>
-              <w:rPr>
-                <w:b/>
-                <w:bCs/>
-              </w:rPr>
-            </w:pPr>
-          </w:p>
-          <w:p>
-            <w:pPr>
-              <w:jc w:val="center"/>
-              <w:rPr>
-                <w:b/>
-                <w:bCs/>
-              </w:rPr>
-            </w:pPr>
-            <w:r>
-              <w:rPr>
-                <w:b/>
-                <w:bCs/>
-              </w:rPr>
-              <w:t>1</w:t>
-            </w:r>
-          </w:p>
-        </w:tc>
-        <w:tc>
-          <w:tcPr>
-            <w:tcW w:w="1803" w:type="dxa"/>
-          </w:tcPr>
-          <w:p>
-            <w:pPr>
-              <w:jc w:val="center"/>
-              <w:rPr>
-                <w:b/>
-                <w:bCs/>
-              </w:rPr>
-            </w:pPr>
-          </w:p>
-          <w:p>
-            <w:pPr>
-              <w:jc w:val="center"/>
-              <w:rPr>
-                <w:b/>
-                <w:bCs/>
-              </w:rPr>
-            </w:pPr>
-            <w:r>
-              <w:rPr>
-                <w:b/>
-                <w:bCs/>
-              </w:rPr>
-              <w:t>5</w:t>
-            </w:r>
-          </w:p>
-        </w:tc>
-        <w:tc>
-          <w:tcPr>
-            <w:tcW w:w="1804" w:type="dxa"/>
-            <w:vMerge w:val="restart"/>
-          </w:tcPr>
-          <w:p>
-            <w:pPr>
-              <w:jc w:val="center"/>
-              <w:rPr>
-                <w:b/>
-                <w:bCs/>
-              </w:rPr>
-            </w:pPr>
-          </w:p>
-        </w:tc>
-      </w:tr>
-      <w:tr>
-        <w:tc>
-          <w:tcPr>
-            <w:tcW w:w="1803" w:type="dxa"/>
-          </w:tcPr>
-          <w:p/>
-          <w:p/>
-          <w:p/>
-        </w:tc>
-        <w:tc>
-          <w:tcPr>
-            <w:tcW w:w="1803" w:type="dxa"/>
-          </w:tcPr>
-          <w:p/>
-        </w:tc>
-        <w:tc>
-          <w:tcPr>
-            <w:tcW w:w="1803" w:type="dxa"/>
-          </w:tcPr>
-          <w:p/>
-        </w:tc>
-        <w:tc>
-          <w:tcPr>
-            <w:tcW w:w="1803" w:type="dxa"/>
-          </w:tcPr>
-          <w:p/>
-        </w:tc>
-        <w:tc>
-          <w:tcPr>
-            <w:tcW w:w="1804" w:type="dxa"/>
-            <w:vMerge/>
-          </w:tcPr>
-          <w:p/>
-        </w:tc>
-      </w:tr>
-    </w:tbl>
-    <w:p/>
-    <w:p>
-      <w:pPr/>
-      <w:r>
+      </w:pPr>
+    </w:p>
+    <w:p>
+      <w:pPr>
+        <w:jc w:val="center"/>
         <w:rPr>
           <w:b w:val="1"/>
           <w:bCs w:val="1"/>
-        </w:rPr>
-        <w:t xml:space="preserve">Title of the </w:t>
-      </w:r>
-      <w:r>
+          <w:sz w:val="28"/>
+          <w:szCs w:val="28"/>
+        </w:rPr>
+      </w:pPr>
+    </w:p>
+    <w:p>
+      <w:pPr>
+        <w:jc w:val="center"/>
         <w:rPr>
           <w:b w:val="1"/>
           <w:bCs w:val="1"/>
-        </w:rPr>
-        <w:t>Assignment</w:t>
-      </w:r>
+          <w:sz w:val="28"/>
+          <w:szCs w:val="28"/>
+        </w:rPr>
+      </w:pPr>
+    </w:p>
+    <w:p>
+      <w:pPr>
+        <w:jc w:val="center"/>
+        <w:rPr>
+          <w:b w:val="1"/>
+          <w:bCs w:val="1"/>
+          <w:sz w:val="28"/>
+          <w:szCs w:val="28"/>
+        </w:rPr>
+      </w:pPr>
+    </w:p>
+    <w:p>
+      <w:pPr>
+        <w:pStyle w:val="Normal"/>
+        <w:jc w:val="both"/>
+      </w:pPr>
       <w:r>
         <w:rPr/>
-        <w:t>: Predict</w:t>
+        <w:t>.</w:t>
       </w:r>
-      <w:r>
-        <w:rPr/>
-        <w:t xml:space="preserve"> the price of the Uber ride from a given pickup point to the</w:t>
-      </w:r>
-      <w:r>
-        <w:rPr/>
-        <w:t xml:space="preserve"> </w:t>
-      </w:r>
-      <w:r>
-        <w:rPr/>
-        <w:t>agreed</w:t>
-      </w:r>
-      <w:r>
-        <w:rPr/>
-        <w:t xml:space="preserve"> </w:t>
-      </w:r>
-      <w:r>
-        <w:rPr/>
-        <w:t>drop-off location. Perform following tasks:</w:t>
-      </w:r>
-    </w:p>
-    <w:p>
-      <w:pPr>
-        <w:pStyle w:val="Normal"/>
-      </w:pPr>
-      <w:r>
-        <w:rPr/>
-        <w:t>1. Pre-process the dataset.</w:t>
-      </w:r>
-    </w:p>
-    <w:p>
-      <w:pPr>
-        <w:pStyle w:val="Normal"/>
-      </w:pPr>
-      <w:r>
-        <w:rPr/>
-        <w:t>2. Identify outliers.</w:t>
-      </w:r>
-    </w:p>
-    <w:p>
-      <w:pPr>
-        <w:pStyle w:val="Normal"/>
-      </w:pPr>
-      <w:r>
-        <w:rPr/>
-        <w:t>3. Check the correlation.</w:t>
-      </w:r>
-    </w:p>
-    <w:p>
-      <w:pPr>
-        <w:pStyle w:val="Normal"/>
-      </w:pPr>
-      <w:r>
-        <w:rPr/>
-        <w:t>4. Implement linear regression and random forest regression models.</w:t>
-      </w:r>
-    </w:p>
-    <w:p>
-      <w:pPr>
-        <w:pStyle w:val="Normal"/>
-      </w:pPr>
-      <w:r>
-        <w:rPr/>
-        <w:t>5. Evaluate the models and compare their respective scores like R2, RMSE, etc.</w:t>
-      </w:r>
-    </w:p>
-    <w:p/>
-    <w:p/>
-    <w:p/>
-    <w:p/>
-    <w:p/>
-    <w:p/>
-    <w:p/>
-    <w:p/>
-    <w:p/>
-    <w:p/>
-    <w:p/>
-    <w:p/>
-    <w:p/>
-    <w:p/>
-    <w:p/>
-    <w:p>
-      <w:pPr>
-        <w:pStyle w:val="Normal"/>
-      </w:pPr>
-    </w:p>
-    <w:p>
-      <w:pPr>
+    </w:p>
+    <w:p/>
+    <w:p/>
+    <w:p/>
+    <w:p/>
+    <w:p/>
+    <w:p/>
+    <w:p/>
+    <w:p/>
+    <w:p/>
+    <w:p/>
+    <w:p/>
+    <w:p/>
+    <w:p/>
+    <w:p/>
+    <w:p/>
+    <w:p/>
+    <w:p/>
+    <w:p>
+      <w:pPr>
+        <w:pStyle w:val="Normal"/>
+      </w:pPr>
+    </w:p>
+    <w:p>
+      <w:pPr>
+        <w:pStyle w:val="Normal"/>
         <w:jc w:val="center"/>
         <w:rPr>
-          <w:b/>
-          <w:bCs/>
+          <w:b w:val="1"/>
+          <w:bCs w:val="1"/>
           <w:sz w:val="28"/>
           <w:szCs w:val="28"/>
         </w:rPr>
       </w:pPr>
-      <w:r>
-        <w:rPr>
-          <w:b/>
-          <w:bCs/>
+    </w:p>
+    <w:p>
+      <w:pPr>
+        <w:jc w:val="center"/>
+        <w:rPr>
+          <w:b w:val="1"/>
+          <w:bCs w:val="1"/>
           <w:sz w:val="28"/>
           <w:szCs w:val="28"/>
         </w:rPr>
-        <w:lastRenderedPageBreak/>
-        <w:t>Assignment No.</w:t>
-      </w:r>
-      <w:r>
-        <w:rPr>
-          <w:b/>
-          <w:bCs/>
-          <w:sz w:val="28"/>
-          <w:szCs w:val="28"/>
-        </w:rPr>
-        <w:t xml:space="preserve"> 5</w:t>
-      </w:r>
-    </w:p>
-    <w:p/>
-    <w:tbl>
-      <w:tblPr>
-        <w:tblStyle w:val="TableGrid"/>
-        <w:tblW w:w="0" w:type="auto"/>
-        <w:tblLook w:val="04A0" w:firstRow="1" w:lastRow="0" w:firstColumn="1" w:lastColumn="0" w:noHBand="0" w:noVBand="1"/>
-      </w:tblPr>
-      <w:tblGrid>
-        <w:gridCol w:w="1803"/>
-        <w:gridCol w:w="1803"/>
-        <w:gridCol w:w="1803"/>
-        <w:gridCol w:w="1803"/>
-        <w:gridCol w:w="1804"/>
-      </w:tblGrid>
-      <w:tr>
-        <w:tc>
-          <w:tcPr>
-            <w:tcW w:w="1803" w:type="dxa"/>
-          </w:tcPr>
-          <w:p>
-            <w:pPr>
-              <w:spacing w:before="120"/>
-              <w:jc w:val="center"/>
-              <w:rPr>
-                <w:b/>
-                <w:bCs/>
-              </w:rPr>
-            </w:pPr>
-            <w:r>
-              <w:rPr>
-                <w:b/>
-                <w:bCs/>
-                <w:sz w:val="24"/>
-                <w:szCs w:val="24"/>
-              </w:rPr>
-              <w:t>Performance</w:t>
-            </w:r>
-          </w:p>
-        </w:tc>
-        <w:tc>
-          <w:tcPr>
-            <w:tcW w:w="1803" w:type="dxa"/>
-          </w:tcPr>
-          <w:p>
-            <w:pPr>
-              <w:spacing w:before="120"/>
-              <w:jc w:val="center"/>
-              <w:rPr>
-                <w:b/>
-                <w:bCs/>
-                <w:sz w:val="24"/>
-                <w:szCs w:val="24"/>
-              </w:rPr>
-            </w:pPr>
-            <w:r>
-              <w:rPr>
-                <w:b/>
-                <w:bCs/>
-                <w:sz w:val="24"/>
-                <w:szCs w:val="24"/>
-              </w:rPr>
-              <w:t>Innovation</w:t>
-            </w:r>
-          </w:p>
-          <w:p>
-            <w:pPr>
-              <w:spacing w:before="120"/>
-              <w:jc w:val="center"/>
-              <w:rPr>
-                <w:b/>
-                <w:bCs/>
-              </w:rPr>
-            </w:pPr>
-          </w:p>
-        </w:tc>
-        <w:tc>
-          <w:tcPr>
-            <w:tcW w:w="1803" w:type="dxa"/>
-          </w:tcPr>
-          <w:p>
-            <w:pPr>
-              <w:spacing w:before="120"/>
-              <w:jc w:val="center"/>
-              <w:rPr>
-                <w:b/>
-                <w:bCs/>
-                <w:sz w:val="24"/>
-                <w:szCs w:val="24"/>
-              </w:rPr>
-            </w:pPr>
-            <w:r>
-              <w:rPr>
-                <w:b/>
-                <w:bCs/>
-                <w:sz w:val="24"/>
-                <w:szCs w:val="24"/>
-              </w:rPr>
-              <w:t>Timely</w:t>
-            </w:r>
-          </w:p>
-          <w:p>
-            <w:pPr>
-              <w:jc w:val="center"/>
-              <w:rPr>
-                <w:b/>
-                <w:bCs/>
-                <w:sz w:val="24"/>
-                <w:szCs w:val="24"/>
-              </w:rPr>
-            </w:pPr>
-            <w:r>
-              <w:rPr>
-                <w:b/>
-                <w:bCs/>
-                <w:sz w:val="24"/>
-                <w:szCs w:val="24"/>
-              </w:rPr>
-              <w:t>Completion</w:t>
-            </w:r>
-          </w:p>
-          <w:p>
-            <w:pPr>
-              <w:jc w:val="center"/>
-              <w:rPr>
-                <w:b/>
-                <w:bCs/>
-              </w:rPr>
-            </w:pPr>
-          </w:p>
-        </w:tc>
-        <w:tc>
-          <w:tcPr>
-            <w:tcW w:w="1803" w:type="dxa"/>
-          </w:tcPr>
-          <w:p>
-            <w:pPr>
-              <w:spacing w:before="120"/>
-              <w:jc w:val="center"/>
-              <w:rPr>
-                <w:b/>
-                <w:bCs/>
-                <w:sz w:val="24"/>
-                <w:szCs w:val="24"/>
-              </w:rPr>
-            </w:pPr>
-            <w:r>
-              <w:rPr>
-                <w:b/>
-                <w:bCs/>
-                <w:sz w:val="24"/>
-                <w:szCs w:val="24"/>
-              </w:rPr>
-              <w:t>Total</w:t>
-            </w:r>
-          </w:p>
-          <w:p>
-            <w:pPr>
-              <w:spacing w:before="120"/>
-              <w:jc w:val="center"/>
-              <w:rPr>
-                <w:b/>
-                <w:bCs/>
-              </w:rPr>
-            </w:pPr>
-          </w:p>
-        </w:tc>
-        <w:tc>
-          <w:tcPr>
-            <w:tcW w:w="1804" w:type="dxa"/>
-          </w:tcPr>
-          <w:p>
-            <w:pPr>
-              <w:spacing w:before="120"/>
-              <w:jc w:val="center"/>
-              <w:rPr>
-                <w:b/>
-                <w:bCs/>
-              </w:rPr>
-            </w:pPr>
-            <w:r>
-              <w:rPr>
-                <w:b/>
-                <w:bCs/>
-                <w:sz w:val="24"/>
-                <w:szCs w:val="24"/>
-              </w:rPr>
-              <w:t>Sign</w:t>
-            </w:r>
-          </w:p>
-        </w:tc>
-      </w:tr>
-      <w:tr>
-        <w:tc>
-          <w:tcPr>
-            <w:tcW w:w="1803" w:type="dxa"/>
-          </w:tcPr>
-          <w:p>
-            <w:pPr>
-              <w:jc w:val="center"/>
-              <w:rPr>
-                <w:b/>
-                <w:bCs/>
-              </w:rPr>
-            </w:pPr>
-          </w:p>
-          <w:p>
-            <w:pPr>
-              <w:jc w:val="center"/>
-              <w:rPr>
-                <w:b/>
-                <w:bCs/>
-              </w:rPr>
-            </w:pPr>
-            <w:r>
-              <w:rPr>
-                <w:b/>
-                <w:bCs/>
-              </w:rPr>
-              <w:t>3</w:t>
-            </w:r>
-          </w:p>
-        </w:tc>
-        <w:tc>
-          <w:tcPr>
-            <w:tcW w:w="1803" w:type="dxa"/>
-          </w:tcPr>
-          <w:p>
-            <w:pPr>
-              <w:jc w:val="center"/>
-              <w:rPr>
-                <w:b/>
-                <w:bCs/>
-              </w:rPr>
-            </w:pPr>
-          </w:p>
-          <w:p>
-            <w:pPr>
-              <w:jc w:val="center"/>
-              <w:rPr>
-                <w:b/>
-                <w:bCs/>
-              </w:rPr>
-            </w:pPr>
-            <w:r>
-              <w:rPr>
-                <w:b/>
-                <w:bCs/>
-              </w:rPr>
-              <w:t>1</w:t>
-            </w:r>
-          </w:p>
-        </w:tc>
-        <w:tc>
-          <w:tcPr>
-            <w:tcW w:w="1803" w:type="dxa"/>
-          </w:tcPr>
-          <w:p>
-            <w:pPr>
-              <w:jc w:val="center"/>
-              <w:rPr>
-                <w:b/>
-                <w:bCs/>
-              </w:rPr>
-            </w:pPr>
-          </w:p>
-          <w:p>
-            <w:pPr>
-              <w:jc w:val="center"/>
-              <w:rPr>
-                <w:b/>
-                <w:bCs/>
-              </w:rPr>
-            </w:pPr>
-            <w:r>
-              <w:rPr>
-                <w:b/>
-                <w:bCs/>
-              </w:rPr>
-              <w:t>1</w:t>
-            </w:r>
-          </w:p>
-        </w:tc>
-        <w:tc>
-          <w:tcPr>
-            <w:tcW w:w="1803" w:type="dxa"/>
-          </w:tcPr>
-          <w:p>
-            <w:pPr>
-              <w:jc w:val="center"/>
-              <w:rPr>
-                <w:b/>
-                <w:bCs/>
-              </w:rPr>
-            </w:pPr>
-          </w:p>
-          <w:p>
-            <w:pPr>
-              <w:jc w:val="center"/>
-              <w:rPr>
-                <w:b/>
-                <w:bCs/>
-              </w:rPr>
-            </w:pPr>
-            <w:r>
-              <w:rPr>
-                <w:b/>
-                <w:bCs/>
-              </w:rPr>
-              <w:t>5</w:t>
-            </w:r>
-          </w:p>
-        </w:tc>
-        <w:tc>
-          <w:tcPr>
-            <w:tcW w:w="1804" w:type="dxa"/>
-            <w:vMerge w:val="restart"/>
-          </w:tcPr>
-          <w:p>
-            <w:pPr>
-              <w:jc w:val="center"/>
-              <w:rPr>
-                <w:b/>
-                <w:bCs/>
-              </w:rPr>
-            </w:pPr>
-          </w:p>
-        </w:tc>
-      </w:tr>
-      <w:tr>
-        <w:tc>
-          <w:tcPr>
-            <w:tcW w:w="1803" w:type="dxa"/>
-          </w:tcPr>
-          <w:p/>
-          <w:p/>
-          <w:p/>
-        </w:tc>
-        <w:tc>
-          <w:tcPr>
-            <w:tcW w:w="1803" w:type="dxa"/>
-          </w:tcPr>
-          <w:p/>
-        </w:tc>
-        <w:tc>
-          <w:tcPr>
-            <w:tcW w:w="1803" w:type="dxa"/>
-          </w:tcPr>
-          <w:p/>
-        </w:tc>
-        <w:tc>
-          <w:tcPr>
-            <w:tcW w:w="1803" w:type="dxa"/>
-          </w:tcPr>
-          <w:p/>
-        </w:tc>
-        <w:tc>
-          <w:tcPr>
-            <w:tcW w:w="1804" w:type="dxa"/>
-            <w:vMerge/>
-          </w:tcPr>
-          <w:p/>
-        </w:tc>
-      </w:tr>
-    </w:tbl>
-    <w:p/>
-    <w:p>
-      <w:pPr>
-        <w:jc w:val="both"/>
-      </w:pPr>
-      <w:r>
-        <w:rPr>
-          <w:b w:val="1"/>
-          <w:bCs w:val="1"/>
-        </w:rPr>
-        <w:t>Title of the Assignment:</w:t>
-      </w:r>
-      <w:r>
-        <w:rPr/>
-        <w:t xml:space="preserve"> Classify the email using the binary classification method.</w:t>
-      </w:r>
-      <w:r>
-        <w:rPr/>
-        <w:t xml:space="preserve"> </w:t>
-      </w:r>
-      <w:r>
-        <w:rPr/>
-        <w:t xml:space="preserve">Email </w:t>
-      </w:r>
-      <w:r>
-        <w:rPr/>
-        <w:t>Spam detection has two states:</w:t>
-      </w:r>
-    </w:p>
-    <w:p>
-      <w:pPr>
-        <w:pStyle w:val="Normal"/>
-        <w:jc w:val="both"/>
-      </w:pPr>
-      <w:r>
-        <w:rPr/>
-        <w:t>a) Normal State – Not Spam,</w:t>
-      </w:r>
-    </w:p>
-    <w:p>
-      <w:pPr>
-        <w:pStyle w:val="Normal"/>
-        <w:jc w:val="both"/>
-      </w:pPr>
-      <w:r>
-        <w:rPr/>
-        <w:t>b) Abnormal State – Spam.</w:t>
-      </w:r>
-    </w:p>
-    <w:p>
-      <w:pPr>
-        <w:pStyle w:val="Normal"/>
-        <w:jc w:val="both"/>
-      </w:pPr>
-      <w:r>
-        <w:rPr/>
-        <w:t xml:space="preserve">Use K-Nearest </w:t>
-      </w:r>
-      <w:r>
-        <w:rPr/>
-        <w:t>Neighbors</w:t>
-      </w:r>
-      <w:r>
-        <w:rPr/>
-        <w:t xml:space="preserve"> and Support Vector Machine for classification. </w:t>
-      </w:r>
-      <w:r>
-        <w:rPr/>
-        <w:t>Analyze</w:t>
-      </w:r>
-      <w:r>
-        <w:rPr/>
-        <w:t xml:space="preserve"> </w:t>
-      </w:r>
-      <w:r>
-        <w:rPr/>
-        <w:t>their</w:t>
-      </w:r>
-      <w:r>
-        <w:rPr/>
-        <w:t xml:space="preserve"> </w:t>
-      </w:r>
-      <w:r>
-        <w:rPr/>
-        <w:t>performance.</w:t>
-      </w:r>
-    </w:p>
-    <w:p/>
-    <w:p/>
-    <w:p/>
-    <w:p/>
-    <w:p/>
-    <w:p/>
-    <w:p/>
-    <w:p/>
-    <w:p/>
-    <w:p/>
-    <w:p/>
-    <w:p/>
-    <w:p/>
-    <w:p/>
-    <w:p/>
-    <w:p/>
-    <w:p/>
-    <w:p>
-      <w:pPr>
-        <w:pStyle w:val="Normal"/>
-      </w:pPr>
-    </w:p>
-    <w:p>
-      <w:pPr>
-        <w:jc w:val="center"/>
-        <w:rPr>
-          <w:b/>
-          <w:bCs/>
-          <w:sz w:val="28"/>
-          <w:szCs w:val="28"/>
-        </w:rPr>
-      </w:pPr>
-      <w:r>
-        <w:rPr>
-          <w:b/>
-          <w:bCs/>
-          <w:sz w:val="28"/>
-          <w:szCs w:val="28"/>
-        </w:rPr>
-        <w:lastRenderedPageBreak/>
-        <w:t>Assignment No.</w:t>
-      </w:r>
-      <w:r>
-        <w:rPr>
-          <w:b/>
-          <w:bCs/>
-          <w:sz w:val="28"/>
-          <w:szCs w:val="28"/>
-        </w:rPr>
-        <w:t xml:space="preserve"> 6</w:t>
-      </w:r>
-    </w:p>
-    <w:p/>
-    <w:tbl>
-      <w:tblPr>
-        <w:tblStyle w:val="TableGrid"/>
-        <w:tblW w:w="0" w:type="auto"/>
-        <w:tblLook w:val="04A0" w:firstRow="1" w:lastRow="0" w:firstColumn="1" w:lastColumn="0" w:noHBand="0" w:noVBand="1"/>
-      </w:tblPr>
-      <w:tblGrid>
-        <w:gridCol w:w="1803"/>
-        <w:gridCol w:w="1803"/>
-        <w:gridCol w:w="1803"/>
-        <w:gridCol w:w="1803"/>
-        <w:gridCol w:w="1804"/>
-      </w:tblGrid>
-      <w:tr>
-        <w:tc>
-          <w:tcPr>
-            <w:tcW w:w="1803" w:type="dxa"/>
-          </w:tcPr>
-          <w:p>
-            <w:pPr>
-              <w:spacing w:before="120"/>
-              <w:jc w:val="center"/>
-              <w:rPr>
-                <w:b/>
-                <w:bCs/>
-              </w:rPr>
-            </w:pPr>
-            <w:r>
-              <w:rPr>
-                <w:b/>
-                <w:bCs/>
-                <w:sz w:val="24"/>
-                <w:szCs w:val="24"/>
-              </w:rPr>
-              <w:t>Performance</w:t>
-            </w:r>
-          </w:p>
-        </w:tc>
-        <w:tc>
-          <w:tcPr>
-            <w:tcW w:w="1803" w:type="dxa"/>
-          </w:tcPr>
-          <w:p>
-            <w:pPr>
-              <w:spacing w:before="120"/>
-              <w:jc w:val="center"/>
-              <w:rPr>
-                <w:b/>
-                <w:bCs/>
-                <w:sz w:val="24"/>
-                <w:szCs w:val="24"/>
-              </w:rPr>
-            </w:pPr>
-            <w:r>
-              <w:rPr>
-                <w:b/>
-                <w:bCs/>
-                <w:sz w:val="24"/>
-                <w:szCs w:val="24"/>
-              </w:rPr>
-              <w:t>Innovation</w:t>
-            </w:r>
-          </w:p>
-          <w:p>
-            <w:pPr>
-              <w:spacing w:before="120"/>
-              <w:jc w:val="center"/>
-              <w:rPr>
-                <w:b/>
-                <w:bCs/>
-              </w:rPr>
-            </w:pPr>
-          </w:p>
-        </w:tc>
-        <w:tc>
-          <w:tcPr>
-            <w:tcW w:w="1803" w:type="dxa"/>
-          </w:tcPr>
-          <w:p>
-            <w:pPr>
-              <w:spacing w:before="120"/>
-              <w:jc w:val="center"/>
-              <w:rPr>
-                <w:b/>
-                <w:bCs/>
-                <w:sz w:val="24"/>
-                <w:szCs w:val="24"/>
-              </w:rPr>
-            </w:pPr>
-            <w:r>
-              <w:rPr>
-                <w:b/>
-                <w:bCs/>
-                <w:sz w:val="24"/>
-                <w:szCs w:val="24"/>
-              </w:rPr>
-              <w:t>Timely</w:t>
-            </w:r>
-          </w:p>
-          <w:p>
-            <w:pPr>
-              <w:jc w:val="center"/>
-              <w:rPr>
-                <w:b/>
-                <w:bCs/>
-                <w:sz w:val="24"/>
-                <w:szCs w:val="24"/>
-              </w:rPr>
-            </w:pPr>
-            <w:r>
-              <w:rPr>
-                <w:b/>
-                <w:bCs/>
-                <w:sz w:val="24"/>
-                <w:szCs w:val="24"/>
-              </w:rPr>
-              <w:t>Completion</w:t>
-            </w:r>
-          </w:p>
-          <w:p>
-            <w:pPr>
-              <w:jc w:val="center"/>
-              <w:rPr>
-                <w:b/>
-                <w:bCs/>
-              </w:rPr>
-            </w:pPr>
-          </w:p>
-        </w:tc>
-        <w:tc>
-          <w:tcPr>
-            <w:tcW w:w="1803" w:type="dxa"/>
-          </w:tcPr>
-          <w:p>
-            <w:pPr>
-              <w:spacing w:before="120"/>
-              <w:jc w:val="center"/>
-              <w:rPr>
-                <w:b/>
-                <w:bCs/>
-                <w:sz w:val="24"/>
-                <w:szCs w:val="24"/>
-              </w:rPr>
-            </w:pPr>
-            <w:r>
-              <w:rPr>
-                <w:b/>
-                <w:bCs/>
-                <w:sz w:val="24"/>
-                <w:szCs w:val="24"/>
-              </w:rPr>
-              <w:t>Total</w:t>
-            </w:r>
-          </w:p>
-          <w:p>
-            <w:pPr>
-              <w:spacing w:before="120"/>
-              <w:jc w:val="center"/>
-              <w:rPr>
-                <w:b/>
-                <w:bCs/>
-              </w:rPr>
-            </w:pPr>
-          </w:p>
-        </w:tc>
-        <w:tc>
-          <w:tcPr>
-            <w:tcW w:w="1804" w:type="dxa"/>
-          </w:tcPr>
-          <w:p>
-            <w:pPr>
-              <w:spacing w:before="120"/>
-              <w:jc w:val="center"/>
-              <w:rPr>
-                <w:b/>
-                <w:bCs/>
-              </w:rPr>
-            </w:pPr>
-            <w:r>
-              <w:rPr>
-                <w:b/>
-                <w:bCs/>
-                <w:sz w:val="24"/>
-                <w:szCs w:val="24"/>
-              </w:rPr>
-              <w:t>Sign</w:t>
-            </w:r>
-          </w:p>
-        </w:tc>
-      </w:tr>
-      <w:tr>
-        <w:tc>
-          <w:tcPr>
-            <w:tcW w:w="1803" w:type="dxa"/>
-          </w:tcPr>
-          <w:p>
-            <w:pPr>
-              <w:jc w:val="center"/>
-              <w:rPr>
-                <w:b/>
-                <w:bCs/>
-              </w:rPr>
-            </w:pPr>
-          </w:p>
-          <w:p>
-            <w:pPr>
-              <w:jc w:val="center"/>
-              <w:rPr>
-                <w:b/>
-                <w:bCs/>
-              </w:rPr>
-            </w:pPr>
-            <w:r>
-              <w:rPr>
-                <w:b/>
-                <w:bCs/>
-              </w:rPr>
-              <w:t>3</w:t>
-            </w:r>
-          </w:p>
-        </w:tc>
-        <w:tc>
-          <w:tcPr>
-            <w:tcW w:w="1803" w:type="dxa"/>
-          </w:tcPr>
-          <w:p>
-            <w:pPr>
-              <w:jc w:val="center"/>
-              <w:rPr>
-                <w:b/>
-                <w:bCs/>
-              </w:rPr>
-            </w:pPr>
-          </w:p>
-          <w:p>
-            <w:pPr>
-              <w:jc w:val="center"/>
-              <w:rPr>
-                <w:b/>
-                <w:bCs/>
-              </w:rPr>
-            </w:pPr>
-            <w:r>
-              <w:rPr>
-                <w:b/>
-                <w:bCs/>
-              </w:rPr>
-              <w:t>1</w:t>
-            </w:r>
-          </w:p>
-        </w:tc>
-        <w:tc>
-          <w:tcPr>
-            <w:tcW w:w="1803" w:type="dxa"/>
-          </w:tcPr>
-          <w:p>
-            <w:pPr>
-              <w:jc w:val="center"/>
-              <w:rPr>
-                <w:b/>
-                <w:bCs/>
-              </w:rPr>
-            </w:pPr>
-          </w:p>
-          <w:p>
-            <w:pPr>
-              <w:jc w:val="center"/>
-              <w:rPr>
-                <w:b/>
-                <w:bCs/>
-              </w:rPr>
-            </w:pPr>
-            <w:r>
-              <w:rPr>
-                <w:b/>
-                <w:bCs/>
-              </w:rPr>
-              <w:t>1</w:t>
-            </w:r>
-          </w:p>
-        </w:tc>
-        <w:tc>
-          <w:tcPr>
-            <w:tcW w:w="1803" w:type="dxa"/>
-          </w:tcPr>
-          <w:p>
-            <w:pPr>
-              <w:jc w:val="center"/>
-              <w:rPr>
-                <w:b/>
-                <w:bCs/>
-              </w:rPr>
-            </w:pPr>
-          </w:p>
-          <w:p>
-            <w:pPr>
-              <w:jc w:val="center"/>
-              <w:rPr>
-                <w:b/>
-                <w:bCs/>
-              </w:rPr>
-            </w:pPr>
-            <w:r>
-              <w:rPr>
-                <w:b/>
-                <w:bCs/>
-              </w:rPr>
-              <w:t>5</w:t>
-            </w:r>
-          </w:p>
-        </w:tc>
-        <w:tc>
-          <w:tcPr>
-            <w:tcW w:w="1804" w:type="dxa"/>
-            <w:vMerge w:val="restart"/>
-          </w:tcPr>
-          <w:p>
-            <w:pPr>
-              <w:jc w:val="center"/>
-              <w:rPr>
-                <w:b/>
-                <w:bCs/>
-              </w:rPr>
-            </w:pPr>
-          </w:p>
-        </w:tc>
-      </w:tr>
-      <w:tr>
-        <w:tc>
-          <w:tcPr>
-            <w:tcW w:w="1803" w:type="dxa"/>
-          </w:tcPr>
-          <w:p/>
-          <w:p/>
-          <w:p/>
-        </w:tc>
-        <w:tc>
-          <w:tcPr>
-            <w:tcW w:w="1803" w:type="dxa"/>
-          </w:tcPr>
-          <w:p/>
-        </w:tc>
-        <w:tc>
-          <w:tcPr>
-            <w:tcW w:w="1803" w:type="dxa"/>
-          </w:tcPr>
-          <w:p/>
-        </w:tc>
-        <w:tc>
-          <w:tcPr>
-            <w:tcW w:w="1803" w:type="dxa"/>
-          </w:tcPr>
-          <w:p/>
-        </w:tc>
-        <w:tc>
-          <w:tcPr>
-            <w:tcW w:w="1804" w:type="dxa"/>
-            <w:vMerge/>
-          </w:tcPr>
-          <w:p/>
-        </w:tc>
-      </w:tr>
-    </w:tbl>
-    <w:p/>
-    <w:p>
-      <w:pPr/>
-      <w:r>
-        <w:rPr>
-          <w:b w:val="1"/>
-          <w:bCs w:val="1"/>
-        </w:rPr>
-        <w:t xml:space="preserve">Title of the </w:t>
-      </w:r>
-      <w:r>
-        <w:rPr>
-          <w:b w:val="1"/>
-          <w:bCs w:val="1"/>
-        </w:rPr>
-        <w:t>Assignment :</w:t>
-      </w:r>
-      <w:r>
-        <w:rPr/>
-        <w:t>Given</w:t>
-      </w:r>
-      <w:r>
-        <w:rPr/>
-        <w:t xml:space="preserve"> a bank customer, build a neural network-based classifier</w:t>
-      </w:r>
-      <w:r>
-        <w:rPr/>
-        <w:t xml:space="preserve"> </w:t>
-      </w:r>
-      <w:r>
-        <w:rPr/>
-        <w:t>that can</w:t>
-      </w:r>
-      <w:r>
-        <w:rPr/>
-        <w:t xml:space="preserve"> </w:t>
-      </w:r>
-      <w:r>
-        <w:rPr/>
-        <w:t>determine</w:t>
-      </w:r>
-      <w:r>
-        <w:rPr/>
-        <w:t xml:space="preserve"> whether they will leave or not in the next 6 months.</w:t>
-      </w:r>
+      </w:pPr>
     </w:p>
     <w:p/>
     <w:p/>
